--- a/КП/course_project_Slezkin/КП МДК.02.01 2026_Слезкин.docx
+++ b/КП/course_project_Slezkin/КП МДК.02.01 2026_Слезкин.docx
@@ -3291,10 +3291,10 @@
         <w:t>» предназначено</w:t>
       </w:r>
       <w:r>
-        <w:t xml:space="preserve"> для </w:t>
-      </w:r>
-      <w:r>
-        <w:t>автоматизации и упрощения</w:t>
+        <w:t xml:space="preserve"> для</w:t>
+      </w:r>
+      <w:r>
+        <w:t xml:space="preserve"> упрощения</w:t>
       </w:r>
       <w:r>
         <w:t xml:space="preserve"> процесса ведения статистики заездов, что позволит снизить временные затраты на фиксацию результатов таблицы рекордов и минимизировать человеческие ошибки при составлении отчетов по определении актуальных рекордов трасс</w:t>
@@ -3308,31 +3308,7 @@
         <w:pStyle w:val="a3"/>
       </w:pPr>
       <w:r>
-        <w:t xml:space="preserve">ПО предназначено для использования в клубах </w:t>
-      </w:r>
-      <w:proofErr w:type="spellStart"/>
-      <w:r>
-        <w:t>автосимуляторов</w:t>
-      </w:r>
-      <w:proofErr w:type="spellEnd"/>
-      <w:r>
-        <w:t xml:space="preserve">, </w:t>
-      </w:r>
-      <w:proofErr w:type="spellStart"/>
-      <w:r>
-        <w:t>киберспортивных</w:t>
-      </w:r>
-      <w:proofErr w:type="spellEnd"/>
-      <w:r>
-        <w:t xml:space="preserve"> аренах и развлекательных центрах, специализирующихся на предоставлении услуг профессионального и любительского </w:t>
-      </w:r>
-      <w:proofErr w:type="spellStart"/>
-      <w:r>
-        <w:t>симрейсинга</w:t>
-      </w:r>
-      <w:proofErr w:type="spellEnd"/>
-      <w:r>
-        <w:t>.</w:t>
+        <w:t>ПО предназначено для использования в клубах автосимуляторов, киберспортивных аренах и развлекательных центрах, специализирующихся на предоставлении услуг профессионального и любительского симрейсинга.</w:t>
       </w:r>
     </w:p>
     <w:p>
@@ -3371,7 +3347,16 @@
         <w:t>а</w:t>
       </w:r>
       <w:r>
-        <w:t>вторизованные пользователи;</w:t>
+        <w:t>вторизованные пользователи</w:t>
+      </w:r>
+      <w:r>
+        <w:t xml:space="preserve"> </w:t>
+      </w:r>
+      <w:r>
+        <w:t>с ролью пилот</w:t>
+      </w:r>
+      <w:r>
+        <w:t>;</w:t>
       </w:r>
     </w:p>
     <w:p>
@@ -3379,56 +3364,372 @@
         <w:pStyle w:val="a1"/>
       </w:pPr>
       <w:r>
+        <w:t>а</w:t>
+      </w:r>
+      <w:r>
+        <w:t>вторизованные пользователи</w:t>
+      </w:r>
+      <w:r>
+        <w:t xml:space="preserve"> </w:t>
+      </w:r>
+      <w:r>
+        <w:t>с ролью</w:t>
+      </w:r>
+      <w:r>
+        <w:t xml:space="preserve"> </w:t>
+      </w:r>
+      <w:r>
         <w:t>администратор</w:t>
       </w:r>
       <w:r>
         <w:t xml:space="preserve"> клуба</w:t>
+      </w:r>
+      <w:r>
+        <w:t>;</w:t>
+      </w:r>
+    </w:p>
+    <w:p>
+      <w:pPr>
+        <w:pStyle w:val="a1"/>
+      </w:pPr>
+      <w:r>
+        <w:t>а</w:t>
+      </w:r>
+      <w:r>
+        <w:t>вторизованные пользователи</w:t>
+      </w:r>
+      <w:r>
+        <w:t xml:space="preserve"> </w:t>
+      </w:r>
+      <w:r>
+        <w:t>с ролью</w:t>
+      </w:r>
+      <w:r>
+        <w:t xml:space="preserve"> </w:t>
+      </w:r>
+      <w:r>
+        <w:t>системный администратор.</w:t>
+      </w:r>
+    </w:p>
+    <w:p>
+      <w:pPr>
+        <w:pStyle w:val="2"/>
+      </w:pPr>
+      <w:bookmarkStart w:id="4" w:name="_Toc243983717"/>
+      <w:r>
+        <w:t>Постановка задачи</w:t>
+      </w:r>
+      <w:bookmarkEnd w:id="4"/>
+    </w:p>
+    <w:p>
+      <w:pPr>
+        <w:pStyle w:val="a3"/>
+      </w:pPr>
+      <w:r>
+        <w:t>В приложении будут реализованы функции регистрации пользователей, управления</w:t>
+      </w:r>
+      <w:r>
+        <w:t xml:space="preserve"> таблицей реко</w:t>
+      </w:r>
+      <w:r>
+        <w:t>рдов и результатами заездов, администрирования и редактирования списков трасс и автомобилей.</w:t>
+      </w:r>
+    </w:p>
+    <w:p>
+      <w:pPr>
+        <w:pStyle w:val="a3"/>
+      </w:pPr>
+      <w:r>
+        <w:t>Неавт</w:t>
+      </w:r>
+      <w:r>
+        <w:t xml:space="preserve">оризованный пользователь </w:t>
+      </w:r>
+      <w:r>
+        <w:t>с</w:t>
+      </w:r>
+      <w:r>
+        <w:t xml:space="preserve">может </w:t>
+      </w:r>
+      <w:r>
+        <w:t>просматривать актуальные таблицы рекордов по трассам и конфигурациям, осуществлять поиск и фильтрацию результатов по названиям трасс, а также проходить регистрацию и авторизацию для доступа к личному кабинету</w:t>
+      </w:r>
+      <w:r>
+        <w:t>.</w:t>
+      </w:r>
+    </w:p>
+    <w:p>
+      <w:pPr>
+        <w:pStyle w:val="a3"/>
+      </w:pPr>
+      <w:r>
+        <w:t>Авторизованный пользователь</w:t>
+      </w:r>
+      <w:r>
+        <w:t xml:space="preserve"> с ролью пилот</w:t>
+      </w:r>
+      <w:r>
+        <w:t xml:space="preserve"> </w:t>
+      </w:r>
+      <w:r>
+        <w:t>с</w:t>
+      </w:r>
+      <w:r>
+        <w:t>может просматривать таблицу рекордов, отслеживать статистику и историю заездов в личном кабинете</w:t>
+      </w:r>
+      <w:r>
+        <w:t>.</w:t>
+      </w:r>
+    </w:p>
+    <w:p>
+      <w:pPr>
+        <w:pStyle w:val="a3"/>
+      </w:pPr>
+      <w:r>
+        <w:lastRenderedPageBreak/>
+        <w:t>Авторизованный пользователь с ролью администратор</w:t>
+      </w:r>
+      <w:r>
+        <w:t xml:space="preserve"> клуба </w:t>
+      </w:r>
+      <w:r>
+        <w:t xml:space="preserve">будет </w:t>
+      </w:r>
+      <w:r>
+        <w:t>иметь</w:t>
+      </w:r>
+      <w:r>
+        <w:t xml:space="preserve"> доступ к управлению результатами сессий, внесению</w:t>
+      </w:r>
+      <w:r>
+        <w:t xml:space="preserve"> </w:t>
+      </w:r>
+      <w:r>
+        <w:t xml:space="preserve">результатов и </w:t>
+      </w:r>
+      <w:r>
+        <w:t>редактированию</w:t>
+      </w:r>
+      <w:r>
+        <w:t xml:space="preserve"> доступности трасс и автомобилей</w:t>
+      </w:r>
+      <w:r>
+        <w:t>.</w:t>
+      </w:r>
+    </w:p>
+    <w:p>
+      <w:pPr>
+        <w:pStyle w:val="a3"/>
+      </w:pPr>
+      <w:r>
+        <w:t>Авторизованный пользователь с ролью</w:t>
+      </w:r>
+      <w:r>
+        <w:t xml:space="preserve"> с</w:t>
+      </w:r>
+      <w:r>
+        <w:t xml:space="preserve">истемный администратор </w:t>
+      </w:r>
+      <w:r>
+        <w:t>сможет</w:t>
+      </w:r>
+      <w:bookmarkStart w:id="5" w:name="_GoBack"/>
+      <w:bookmarkEnd w:id="5"/>
+      <w:r>
+        <w:t xml:space="preserve"> иметь</w:t>
+      </w:r>
+      <w:r>
+        <w:t xml:space="preserve"> полный доступ ко </w:t>
+      </w:r>
+      <w:r>
+        <w:t>всем функциям системы, включая управление учетными записями пользователей</w:t>
+      </w:r>
+      <w:r>
+        <w:t>.</w:t>
+      </w:r>
+    </w:p>
+    <w:p>
+      <w:pPr>
+        <w:pStyle w:val="2"/>
+      </w:pPr>
+      <w:bookmarkStart w:id="6" w:name="_Toc243983718"/>
+      <w:r>
+        <w:t>Выбор состава программных и технических средств</w:t>
+      </w:r>
+      <w:bookmarkEnd w:id="6"/>
+    </w:p>
+    <w:p>
+      <w:pPr>
+        <w:pStyle w:val="a3"/>
+      </w:pPr>
+      <w:r>
+        <w:t>У приложения будет разработана трехзвенная</w:t>
+      </w:r>
+      <w:r>
+        <w:t xml:space="preserve"> клиент-серверн</w:t>
+      </w:r>
+      <w:r>
+        <w:t>ая архитектура</w:t>
+      </w:r>
+      <w:r>
+        <w:t xml:space="preserve"> (клиент-сервер-база данных</w:t>
+      </w:r>
+      <w:r>
+        <w:t>)</w:t>
+      </w:r>
+      <w:r>
+        <w:t>.</w:t>
+      </w:r>
+      <w:r>
+        <w:t xml:space="preserve"> В</w:t>
+      </w:r>
+      <w:r>
+        <w:t xml:space="preserve"> роли клиентской части выступит</w:t>
+      </w:r>
+      <w:r>
+        <w:t xml:space="preserve"> оконное приложение на базе </w:t>
       </w:r>
       <w:r>
         <w:rPr>
           <w:lang w:val="en-US"/>
         </w:rPr>
-        <w:t>;</w:t>
-      </w:r>
-    </w:p>
-    <w:p>
-      <w:pPr>
-        <w:pStyle w:val="a1"/>
-      </w:pPr>
-      <w:r>
-        <w:t>системный администратор.</w:t>
-      </w:r>
-    </w:p>
-    <w:p>
-      <w:pPr>
-        <w:pStyle w:val="2"/>
-      </w:pPr>
-      <w:bookmarkStart w:id="4" w:name="_Toc243983717"/>
-      <w:r>
-        <w:t>Постановка задачи</w:t>
-      </w:r>
-      <w:bookmarkEnd w:id="4"/>
+        <w:t>WPF</w:t>
+      </w:r>
+      <w:r>
+        <w:t>, которое</w:t>
+      </w:r>
+      <w:r>
+        <w:t xml:space="preserve"> будет обмениваться</w:t>
+      </w:r>
+      <w:r>
+        <w:t xml:space="preserve"> данными с серверным модулем.</w:t>
+      </w:r>
+      <w:r>
+        <w:t xml:space="preserve"> Данный выбор обусловлен высокой производительностью </w:t>
+      </w:r>
+      <w:r>
+        <w:rPr>
+          <w:lang w:val="en-US"/>
+        </w:rPr>
+        <w:t>WPF</w:t>
+      </w:r>
+      <w:r>
+        <w:t xml:space="preserve"> </w:t>
+      </w:r>
+      <w:r>
+        <w:t>при отрисовке сложных графических элементов.</w:t>
+      </w:r>
+      <w:r>
+        <w:t xml:space="preserve"> Серверная сторона </w:t>
+      </w:r>
+      <w:r>
+        <w:t>возьмет</w:t>
+      </w:r>
+      <w:r>
+        <w:t xml:space="preserve"> на себя всю обработку бизнес-логики и обеспеч</w:t>
+      </w:r>
+      <w:r>
+        <w:t>ит</w:t>
+      </w:r>
+      <w:r>
+        <w:t xml:space="preserve"> защищенный доступ к централизованному хранилищу данных.</w:t>
+      </w:r>
     </w:p>
     <w:p>
       <w:pPr>
         <w:pStyle w:val="a3"/>
       </w:pPr>
       <w:r>
-        <w:t xml:space="preserve">Разрабатываемое ПО представляет собой клиент-серверное </w:t>
-      </w:r>
-      <w:r>
-        <w:t>оконное</w:t>
-      </w:r>
-      <w:r>
-        <w:t xml:space="preserve">-приложение. Серверная часть реализуется на платформе ASP.NET </w:t>
-      </w:r>
-      <w:proofErr w:type="spellStart"/>
-      <w:r>
+        <w:t>Серв</w:t>
+      </w:r>
+      <w:r>
+        <w:t>ерная часть приложения создастся</w:t>
+      </w:r>
+      <w:r>
+        <w:t xml:space="preserve"> на </w:t>
+      </w:r>
+      <w:r>
+        <w:rPr>
+          <w:lang w:val="en-US"/>
+        </w:rPr>
+        <w:t>C</w:t>
+      </w:r>
+      <w:r>
+        <w:t>#</w:t>
+      </w:r>
+      <w:r>
+        <w:t xml:space="preserve"> на базе </w:t>
+      </w:r>
+      <w:r>
+        <w:rPr>
+          <w:lang w:val="en-US"/>
+        </w:rPr>
+        <w:t>ASP</w:t>
+      </w:r>
+      <w:r>
+        <w:t>.</w:t>
+      </w:r>
+      <w:r>
+        <w:rPr>
+          <w:lang w:val="en-US"/>
+        </w:rPr>
+        <w:t>NET</w:t>
+      </w:r>
+      <w:r>
+        <w:t xml:space="preserve"> </w:t>
+      </w:r>
+      <w:r>
+        <w:rPr>
+          <w:lang w:val="en-US"/>
+        </w:rPr>
         <w:t>Core</w:t>
       </w:r>
-      <w:proofErr w:type="spellEnd"/>
-      <w:r>
-        <w:t xml:space="preserve"> и обеспечивает бизнес-логику, разграничение прав доступа и взаимодействие с базой данных </w:t>
+      <w:r>
+        <w:t xml:space="preserve">. </w:t>
+      </w:r>
+      <w:r>
+        <w:t>Такой выбор обоснован высокой скоростью работы платформы, и эффективными инструментами управления правами доступа.</w:t>
+      </w:r>
+    </w:p>
+    <w:p>
+      <w:pPr>
+        <w:pStyle w:val="a3"/>
+      </w:pPr>
+      <w:r>
+        <w:t>В качестве инструмента для ра</w:t>
+      </w:r>
+      <w:r>
+        <w:t>боты с данными примени</w:t>
+      </w:r>
+      <w:r>
+        <w:t>тся ORM-система</w:t>
+      </w:r>
+      <w:r>
+        <w:t xml:space="preserve"> Entity Framework Core, которая </w:t>
+      </w:r>
+      <w:r>
+        <w:t>упростит</w:t>
+      </w:r>
+      <w:r>
+        <w:t xml:space="preserve"> </w:t>
+      </w:r>
+      <w:r>
+        <w:t>взаимодействие</w:t>
+      </w:r>
+      <w:r>
+        <w:t xml:space="preserve"> с СУБД и автоматизирует </w:t>
+      </w:r>
+      <w:r>
+        <w:t>генерацию SQL-запросов. Все д</w:t>
+      </w:r>
+      <w:r>
+        <w:t xml:space="preserve">анные </w:t>
+      </w:r>
+      <w:r>
+        <w:t>будут храни</w:t>
+      </w:r>
+      <w:r>
+        <w:t xml:space="preserve">тся в СУБД </w:t>
       </w:r>
       <w:r>
         <w:rPr>
@@ -3437,315 +3738,72 @@
         <w:t>MySQL</w:t>
       </w:r>
       <w:r>
-        <w:t xml:space="preserve">. Клиентская </w:t>
-      </w:r>
-      <w:r>
-        <w:t>часть</w:t>
-      </w:r>
-      <w:r>
-        <w:t xml:space="preserve">, </w:t>
-      </w:r>
-      <w:r>
-        <w:t>будет разработа</w:t>
-      </w:r>
-      <w:r>
-        <w:t>на</w:t>
-      </w:r>
-      <w:r>
-        <w:t xml:space="preserve"> с использованием </w:t>
-      </w:r>
-      <w:proofErr w:type="spellStart"/>
-      <w:r>
-        <w:t>фреймворка</w:t>
-      </w:r>
-      <w:proofErr w:type="spellEnd"/>
+        <w:t>, выбранной за счет</w:t>
+      </w:r>
+      <w:r>
+        <w:t xml:space="preserve"> ее высокой надежности, </w:t>
+      </w:r>
+      <w:r>
+        <w:t>производительности</w:t>
+      </w:r>
+      <w:r>
+        <w:t>,</w:t>
+      </w:r>
+      <w:r>
+        <w:t xml:space="preserve"> распространения под свободной лицензией,</w:t>
+      </w:r>
       <w:r>
         <w:t xml:space="preserve"> </w:t>
       </w:r>
       <w:r>
-        <w:rPr>
-          <w:lang w:val="en-US"/>
-        </w:rPr>
-        <w:t>WPF</w:t>
-      </w:r>
-      <w:r>
-        <w:t>,</w:t>
-      </w:r>
-      <w:r>
-        <w:t xml:space="preserve"> </w:t>
-      </w:r>
-      <w:r>
-        <w:t xml:space="preserve">который </w:t>
-      </w:r>
-      <w:r>
-        <w:t>обеспечивает</w:t>
-      </w:r>
-      <w:r>
-        <w:t xml:space="preserve"> интерактивный пользовательский интерфейс для </w:t>
-      </w:r>
-      <w:r>
-        <w:t>взаимодействия с системой</w:t>
-      </w:r>
-      <w:r>
-        <w:t>.</w:t>
+        <w:t>а также</w:t>
+      </w:r>
+      <w:r>
+        <w:t xml:space="preserve"> полной совместимости с экосистемой .NET.</w:t>
       </w:r>
     </w:p>
     <w:p>
       <w:pPr>
         <w:pStyle w:val="a3"/>
       </w:pPr>
-      <w:r>
-        <w:t xml:space="preserve">Пользователь </w:t>
-      </w:r>
-      <w:r>
-        <w:t xml:space="preserve">будет </w:t>
-      </w:r>
-      <w:r>
-        <w:t xml:space="preserve">иметь возможность просматривать </w:t>
-      </w:r>
-      <w:r>
-        <w:t>актуальные</w:t>
-      </w:r>
-      <w:r>
-        <w:t xml:space="preserve"> </w:t>
-      </w:r>
-      <w:r>
-        <w:t>таблицы рекордов по трассам и конфигурациям</w:t>
-      </w:r>
-      <w:r>
-        <w:t xml:space="preserve">, осуществлять поиск и фильтрацию </w:t>
-      </w:r>
-      <w:r>
-        <w:t xml:space="preserve">результатов по </w:t>
-      </w:r>
-      <w:r>
-        <w:t>названиям трасс</w:t>
-      </w:r>
-      <w:r>
-        <w:t>, а также проходить регистрацию и авторизацию для доступа к личном</w:t>
-      </w:r>
-      <w:r>
-        <w:t>у</w:t>
-      </w:r>
-      <w:r>
-        <w:t xml:space="preserve"> кабинету.</w:t>
-      </w:r>
-      <w:r>
-        <w:t xml:space="preserve"> </w:t>
-      </w:r>
-      <w:r>
-        <w:t>Неавт</w:t>
-      </w:r>
-      <w:r>
-        <w:t xml:space="preserve">оризованный </w:t>
-      </w:r>
-      <w:r>
-        <w:lastRenderedPageBreak/>
-        <w:t xml:space="preserve">пользователь </w:t>
-      </w:r>
-      <w:r>
-        <w:t>с</w:t>
-      </w:r>
-      <w:r>
-        <w:t xml:space="preserve">может просматривать общие </w:t>
-      </w:r>
-      <w:r>
-        <w:t>таблицы рекордов</w:t>
-      </w:r>
-      <w:r>
-        <w:t xml:space="preserve"> по трассам, список автомобилей и конфигураций, а также проходить процедуру регистрации и авторизации в системе.</w:t>
-      </w:r>
     </w:p>
     <w:p>
       <w:pPr>
         <w:pStyle w:val="a3"/>
       </w:pPr>
       <w:r>
-        <w:t xml:space="preserve">Авторизованный пользователь </w:t>
-      </w:r>
-      <w:r>
-        <w:t>с</w:t>
-      </w:r>
-      <w:r>
-        <w:t>может просматривать таблицу рекордов, отслеживать статистику и историю заездов в личном кабинете</w:t>
-      </w:r>
-      <w:r>
-        <w:t>.</w:t>
-      </w:r>
-    </w:p>
-    <w:p>
-      <w:pPr>
-        <w:pStyle w:val="a3"/>
-      </w:pPr>
-      <w:r>
-        <w:t xml:space="preserve">Администратор клуба </w:t>
-      </w:r>
-      <w:r>
-        <w:t xml:space="preserve">будет </w:t>
-      </w:r>
-      <w:r>
-        <w:t>имеет доступ к управлению результатами сессий, внесению</w:t>
-      </w:r>
-      <w:r>
-        <w:t xml:space="preserve"> </w:t>
-      </w:r>
-      <w:r>
-        <w:t xml:space="preserve">результатов и </w:t>
-      </w:r>
-      <w:r>
-        <w:t>редактированию</w:t>
-      </w:r>
-      <w:bookmarkStart w:id="5" w:name="_GoBack"/>
-      <w:bookmarkEnd w:id="5"/>
-      <w:r>
-        <w:t xml:space="preserve"> доступности трасс и автомобилей</w:t>
-      </w:r>
-      <w:r>
-        <w:t>.</w:t>
-      </w:r>
-    </w:p>
-    <w:p>
-      <w:pPr>
-        <w:pStyle w:val="a3"/>
-      </w:pPr>
-      <w:r>
-        <w:t xml:space="preserve">Системный администратор </w:t>
-      </w:r>
-      <w:r>
-        <w:t>будет иметь</w:t>
-      </w:r>
-      <w:r>
-        <w:t xml:space="preserve"> полный доступ ко </w:t>
-      </w:r>
-      <w:r>
-        <w:t>всем функциям системы, включая управление учетными записями пользователей</w:t>
-      </w:r>
-      <w:r>
-        <w:t>.</w:t>
-      </w:r>
-    </w:p>
-    <w:p>
-      <w:pPr>
-        <w:pStyle w:val="2"/>
-      </w:pPr>
-      <w:bookmarkStart w:id="6" w:name="_Toc243983718"/>
-      <w:r>
-        <w:t>Выбор состава программных и технических средств</w:t>
-      </w:r>
-      <w:bookmarkEnd w:id="6"/>
-    </w:p>
-    <w:p>
-      <w:pPr>
-        <w:pStyle w:val="a3"/>
-      </w:pPr>
-      <w:r>
-        <w:t>У приложения будет разработана трехзвенная</w:t>
-      </w:r>
-      <w:r>
-        <w:t xml:space="preserve"> клиент-серверн</w:t>
-      </w:r>
-      <w:r>
-        <w:t>ая архитектура</w:t>
-      </w:r>
-      <w:r>
-        <w:t xml:space="preserve"> (клиент-сервер-база данных</w:t>
-      </w:r>
-      <w:r>
-        <w:t>)</w:t>
-      </w:r>
-      <w:r>
-        <w:t>.</w:t>
-      </w:r>
-      <w:r>
-        <w:t xml:space="preserve"> В</w:t>
-      </w:r>
-      <w:r>
-        <w:t xml:space="preserve"> роли клиентской части выступит</w:t>
-      </w:r>
-      <w:r>
-        <w:t xml:space="preserve"> оконное приложение на базе </w:t>
-      </w:r>
-      <w:r>
-        <w:rPr>
-          <w:lang w:val="en-US"/>
-        </w:rPr>
-        <w:t>WPF</w:t>
-      </w:r>
-      <w:r>
-        <w:t>, которое</w:t>
-      </w:r>
-      <w:r>
-        <w:t xml:space="preserve"> будет обмениваться</w:t>
-      </w:r>
-      <w:r>
-        <w:t xml:space="preserve"> данными с серверным модулем.</w:t>
-      </w:r>
-      <w:r>
-        <w:t xml:space="preserve"> Данный выбор обусловлен высокой производительностью </w:t>
-      </w:r>
-      <w:r>
-        <w:rPr>
-          <w:lang w:val="en-US"/>
-        </w:rPr>
-        <w:t>WPF</w:t>
-      </w:r>
-      <w:r>
-        <w:t xml:space="preserve"> </w:t>
-      </w:r>
-      <w:r>
-        <w:t xml:space="preserve">при </w:t>
-      </w:r>
-      <w:proofErr w:type="spellStart"/>
-      <w:r>
-        <w:t>отрисовке</w:t>
-      </w:r>
-      <w:proofErr w:type="spellEnd"/>
-      <w:r>
-        <w:t xml:space="preserve"> сложных графических элементов.</w:t>
-      </w:r>
-      <w:r>
-        <w:t xml:space="preserve"> Серверная сторона </w:t>
-      </w:r>
-      <w:r>
-        <w:t>возьмет</w:t>
-      </w:r>
-      <w:r>
-        <w:t xml:space="preserve"> на себя всю обработку бизнес-логики и обеспечивает защищенный доступ к централизованному хранилищу данных.</w:t>
-      </w:r>
-    </w:p>
-    <w:p>
-      <w:pPr>
-        <w:pStyle w:val="a3"/>
-      </w:pPr>
-      <w:r>
-        <w:t>Серв</w:t>
-      </w:r>
-      <w:r>
-        <w:t>ерная часть приложения создастся</w:t>
-      </w:r>
-      <w:r>
-        <w:t xml:space="preserve"> на </w:t>
-      </w:r>
-      <w:r>
-        <w:rPr>
-          <w:lang w:val="en-US"/>
-        </w:rPr>
-        <w:t>C</w:t>
-      </w:r>
-      <w:r>
-        <w:t>#</w:t>
-      </w:r>
-      <w:r>
-        <w:t xml:space="preserve"> на базе </w:t>
-      </w:r>
-      <w:r>
-        <w:rPr>
-          <w:lang w:val="en-US"/>
-        </w:rPr>
-        <w:t>ASP</w:t>
-      </w:r>
-      <w:r>
-        <w:t>.</w:t>
+        <w:t>К клиентскому компьютеру предъявляются требования:</w:t>
+      </w:r>
+    </w:p>
+    <w:p>
+      <w:pPr>
+        <w:pStyle w:val="a1"/>
+      </w:pPr>
+      <w:r>
+        <w:t>о</w:t>
+      </w:r>
+      <w:r>
+        <w:t>пера</w:t>
+      </w:r>
+      <w:r>
+        <w:t>ционная система: Windows 10/11</w:t>
+      </w:r>
+      <w:r>
+        <w:t>;</w:t>
+      </w:r>
+    </w:p>
+    <w:p>
+      <w:pPr>
+        <w:pStyle w:val="a1"/>
+      </w:pPr>
+      <w:r>
+        <w:t>п</w:t>
+      </w:r>
+      <w:r>
+        <w:t>рограммное обеспечение</w:t>
+      </w:r>
+      <w:r>
+        <w:t>: .</w:t>
       </w:r>
       <w:r>
         <w:rPr>
@@ -3760,175 +3818,6 @@
         <w:rPr>
           <w:lang w:val="en-US"/>
         </w:rPr>
-        <w:t>Core</w:t>
-      </w:r>
-      <w:r>
-        <w:t xml:space="preserve">. </w:t>
-      </w:r>
-      <w:r>
-        <w:t>Такой выбор обоснован высокой скоростью работы платформы, и эффективными инструментами управления правами доступа.</w:t>
-      </w:r>
-    </w:p>
-    <w:p>
-      <w:pPr>
-        <w:pStyle w:val="a3"/>
-      </w:pPr>
-      <w:r>
-        <w:t>В качестве инструмента для ра</w:t>
-      </w:r>
-      <w:r>
-        <w:t>боты с данными примени</w:t>
-      </w:r>
-      <w:r>
-        <w:t>тся ORM-система</w:t>
-      </w:r>
-      <w:r>
-        <w:t xml:space="preserve"> </w:t>
-      </w:r>
-      <w:proofErr w:type="spellStart"/>
-      <w:r>
-        <w:t>Entity</w:t>
-      </w:r>
-      <w:proofErr w:type="spellEnd"/>
-      <w:r>
-        <w:t xml:space="preserve"> </w:t>
-      </w:r>
-      <w:proofErr w:type="spellStart"/>
-      <w:r>
-        <w:t>Framework</w:t>
-      </w:r>
-      <w:proofErr w:type="spellEnd"/>
-      <w:r>
-        <w:t xml:space="preserve"> </w:t>
-      </w:r>
-      <w:proofErr w:type="spellStart"/>
-      <w:r>
-        <w:t>Core</w:t>
-      </w:r>
-      <w:proofErr w:type="spellEnd"/>
-      <w:r>
-        <w:t xml:space="preserve">, которая </w:t>
-      </w:r>
-      <w:r>
-        <w:t>упрощает</w:t>
-      </w:r>
-      <w:r>
-        <w:t xml:space="preserve"> </w:t>
-      </w:r>
-      <w:r>
-        <w:t>взаимодействие</w:t>
-      </w:r>
-      <w:r>
-        <w:t xml:space="preserve"> с СУБД и автоматизирует </w:t>
-      </w:r>
-      <w:r>
-        <w:t>генерацию SQL-запросов. Все д</w:t>
-      </w:r>
-      <w:r>
-        <w:t xml:space="preserve">анные </w:t>
-      </w:r>
-      <w:r>
-        <w:t>будут храни</w:t>
-      </w:r>
-      <w:r>
-        <w:t xml:space="preserve">тся в СУБД </w:t>
-      </w:r>
-      <w:r>
-        <w:rPr>
-          <w:lang w:val="en-US"/>
-        </w:rPr>
-        <w:t>MySQL</w:t>
-      </w:r>
-      <w:r>
-        <w:t>, выбранной за счет</w:t>
-      </w:r>
-      <w:r>
-        <w:t xml:space="preserve"> ее высокой надежности, </w:t>
-      </w:r>
-      <w:r>
-        <w:t>производительности</w:t>
-      </w:r>
-      <w:r>
-        <w:t>,</w:t>
-      </w:r>
-      <w:r>
-        <w:t xml:space="preserve"> распространения под свободной лицензией,</w:t>
-      </w:r>
-      <w:r>
-        <w:t xml:space="preserve"> </w:t>
-      </w:r>
-      <w:r>
-        <w:t>а также</w:t>
-      </w:r>
-      <w:r>
-        <w:t xml:space="preserve"> полной совместимости с экосистемой .NET.</w:t>
-      </w:r>
-    </w:p>
-    <w:p>
-      <w:pPr>
-        <w:pStyle w:val="a3"/>
-      </w:pPr>
-    </w:p>
-    <w:p>
-      <w:pPr>
-        <w:pStyle w:val="a3"/>
-      </w:pPr>
-      <w:r>
-        <w:lastRenderedPageBreak/>
-        <w:t>К клиентскому компьютеру предъявляются требования:</w:t>
-      </w:r>
-    </w:p>
-    <w:p>
-      <w:pPr>
-        <w:pStyle w:val="a1"/>
-      </w:pPr>
-      <w:r>
-        <w:t>о</w:t>
-      </w:r>
-      <w:r>
-        <w:t>пера</w:t>
-      </w:r>
-      <w:r>
-        <w:t xml:space="preserve">ционная система: </w:t>
-      </w:r>
-      <w:proofErr w:type="spellStart"/>
-      <w:r>
-        <w:t>Windows</w:t>
-      </w:r>
-      <w:proofErr w:type="spellEnd"/>
-      <w:r>
-        <w:t xml:space="preserve"> 10/11</w:t>
-      </w:r>
-      <w:r>
-        <w:t>;</w:t>
-      </w:r>
-    </w:p>
-    <w:p>
-      <w:pPr>
-        <w:pStyle w:val="a1"/>
-      </w:pPr>
-      <w:r>
-        <w:t>п</w:t>
-      </w:r>
-      <w:r>
-        <w:t>рограммное обеспечение</w:t>
-      </w:r>
-      <w:r>
-        <w:t>: .</w:t>
-      </w:r>
-      <w:r>
-        <w:rPr>
-          <w:lang w:val="en-US"/>
-        </w:rPr>
-        <w:t>NET</w:t>
-      </w:r>
-      <w:r>
-        <w:t xml:space="preserve"> </w:t>
-      </w:r>
-      <w:r>
-        <w:rPr>
-          <w:lang w:val="en-US"/>
-        </w:rPr>
         <w:t>Desktop</w:t>
       </w:r>
       <w:r>
@@ -3963,6 +3852,7 @@
         <w:pStyle w:val="a1"/>
       </w:pPr>
       <w:r>
+        <w:lastRenderedPageBreak/>
         <w:t>о</w:t>
       </w:r>
       <w:r>
@@ -3985,21 +3875,8 @@
         <w:t>о</w:t>
       </w:r>
       <w:r>
-        <w:t xml:space="preserve">перационная система: </w:t>
-      </w:r>
-      <w:proofErr w:type="spellStart"/>
-      <w:r>
-        <w:t>Windows</w:t>
-      </w:r>
-      <w:proofErr w:type="spellEnd"/>
-      <w:r>
-        <w:t xml:space="preserve"> </w:t>
-      </w:r>
-      <w:proofErr w:type="spellStart"/>
-      <w:r>
-        <w:t>Server</w:t>
-      </w:r>
-      <w:proofErr w:type="spellEnd"/>
+        <w:t>перационная система: Windows Server</w:t>
+      </w:r>
       <w:r>
         <w:rPr>
           <w:lang w:val="en-US"/>
@@ -4018,13 +3895,8 @@
         <w:t>п</w:t>
       </w:r>
       <w:r>
-        <w:t xml:space="preserve">рограммное обеспечение: установленная среда выполнения .NET </w:t>
-      </w:r>
-      <w:proofErr w:type="spellStart"/>
-      <w:r>
-        <w:t>Runtime</w:t>
-      </w:r>
-      <w:proofErr w:type="spellEnd"/>
+        <w:t>рограммное обеспечение: установленная среда выполнения .NET Runtime</w:t>
+      </w:r>
       <w:r>
         <w:t xml:space="preserve"> 8.0</w:t>
       </w:r>
@@ -4381,7 +4253,7 @@
           <w:rPr>
             <w:noProof/>
           </w:rPr>
-          <w:t>7</w:t>
+          <w:t>6</w:t>
         </w:r>
         <w:r>
           <w:fldChar w:fldCharType="end"/>
@@ -7170,7 +7042,7 @@
 </file>
 
 <file path=customXml/itemProps1.xml><?xml version="1.0" encoding="utf-8"?>
-<ds:datastoreItem xmlns:ds="http://schemas.openxmlformats.org/officeDocument/2006/customXml" ds:itemID="{BA64122D-346B-43E0-BED0-5C27B27563D5}">
+<ds:datastoreItem xmlns:ds="http://schemas.openxmlformats.org/officeDocument/2006/customXml" ds:itemID="{7CDD1E4E-931C-4A17-8C4D-1BF0E2EDA6D0}">
   <ds:schemaRefs>
     <ds:schemaRef ds:uri="http://schemas.openxmlformats.org/officeDocument/2006/bibliography"/>
   </ds:schemaRefs>

--- a/КП/course_project_Slezkin/КП МДК.02.01 2026_Слезкин.docx
+++ b/КП/course_project_Slezkin/КП МДК.02.01 2026_Слезкин.docx
@@ -3297,7 +3297,19 @@
         <w:t xml:space="preserve"> упрощения</w:t>
       </w:r>
       <w:r>
-        <w:t xml:space="preserve"> процесса ведения статистики заездов, что позволит снизить временные затраты на фиксацию результатов таблицы рекордов и минимизировать человеческие ошибки при составлении отчетов по определении актуальных рекордов трасс</w:t>
+        <w:t xml:space="preserve"> процесса ведения статистики заездов, что позволит снизить временные затраты на фиксацию результатов </w:t>
+      </w:r>
+      <w:r>
+        <w:t xml:space="preserve">и ведение </w:t>
+      </w:r>
+      <w:r>
+        <w:t>таблицы рекордов и минимизировать человеческие ошибки при составлении отчетов по определени</w:t>
+      </w:r>
+      <w:r>
+        <w:t>ю</w:t>
+      </w:r>
+      <w:r>
+        <w:t xml:space="preserve"> актуальных рекордов трасс</w:t>
       </w:r>
       <w:r>
         <w:t>.</w:t>
@@ -3308,7 +3320,53 @@
         <w:pStyle w:val="a3"/>
       </w:pPr>
       <w:r>
-        <w:t>ПО предназначено для использования в клубах автосимуляторов, киберспортивных аренах и развлекательных центрах, специализирующихся на предоставлении услуг профессионального и любительского симрейсинга.</w:t>
+        <w:t>Областью применения приложения являются</w:t>
+      </w:r>
+      <w:r>
+        <w:t xml:space="preserve"> клуб</w:t>
+      </w:r>
+      <w:r>
+        <w:t>ы</w:t>
+      </w:r>
+      <w:r>
+        <w:t xml:space="preserve"> </w:t>
+      </w:r>
+      <w:proofErr w:type="spellStart"/>
+      <w:r>
+        <w:t>автосимуляторов</w:t>
+      </w:r>
+      <w:proofErr w:type="spellEnd"/>
+      <w:r>
+        <w:t xml:space="preserve">, </w:t>
+      </w:r>
+      <w:proofErr w:type="spellStart"/>
+      <w:r>
+        <w:t>киберспортивны</w:t>
+      </w:r>
+      <w:r>
+        <w:t>е</w:t>
+      </w:r>
+      <w:proofErr w:type="spellEnd"/>
+      <w:r>
+        <w:t xml:space="preserve"> арен</w:t>
+      </w:r>
+      <w:r>
+        <w:t>ы</w:t>
+      </w:r>
+      <w:r>
+        <w:t xml:space="preserve"> и развлекательны</w:t>
+      </w:r>
+      <w:r>
+        <w:t>е центры</w:t>
+      </w:r>
+      <w:r>
+        <w:t xml:space="preserve">, специализирующихся на предоставлении услуг профессионального и любительского </w:t>
+      </w:r>
+      <w:r>
+        <w:t>виртуального автоспорта</w:t>
+      </w:r>
+      <w:r>
+        <w:t>.</w:t>
       </w:r>
     </w:p>
     <w:p>
@@ -3336,7 +3394,13 @@
         <w:t>н</w:t>
       </w:r>
       <w:r>
-        <w:t>еавторизованные посетители;</w:t>
+        <w:t>еавторизованные посетители</w:t>
+      </w:r>
+      <w:r>
+        <w:t xml:space="preserve"> (гость)</w:t>
+      </w:r>
+      <w:r>
+        <w:t>;</w:t>
       </w:r>
     </w:p>
     <w:p>
@@ -3344,250 +3408,246 @@
         <w:pStyle w:val="a1"/>
       </w:pPr>
       <w:r>
-        <w:t>а</w:t>
-      </w:r>
-      <w:r>
-        <w:t>вторизованные пользователи</w:t>
+        <w:t>авторизованные по</w:t>
+      </w:r>
+      <w:r>
+        <w:t>льзова</w:t>
+      </w:r>
+      <w:r>
+        <w:t>тели</w:t>
+      </w:r>
+      <w:r>
+        <w:t xml:space="preserve"> (</w:t>
+      </w:r>
+      <w:r>
+        <w:t>пилот</w:t>
+      </w:r>
+      <w:r>
+        <w:t xml:space="preserve">, </w:t>
+      </w:r>
+      <w:r>
+        <w:t>администратор</w:t>
+      </w:r>
+      <w:r>
+        <w:t xml:space="preserve"> клуба</w:t>
+      </w:r>
+      <w:r>
+        <w:t xml:space="preserve">, </w:t>
+      </w:r>
+      <w:r>
+        <w:t>системный администратор</w:t>
+      </w:r>
+      <w:r>
+        <w:t>)</w:t>
+      </w:r>
+      <w:r>
+        <w:t>.</w:t>
+      </w:r>
+    </w:p>
+    <w:p>
+      <w:pPr>
+        <w:pStyle w:val="2"/>
+      </w:pPr>
+      <w:bookmarkStart w:id="4" w:name="_Toc243983717"/>
+      <w:r>
+        <w:t>Постановка задачи</w:t>
+      </w:r>
+      <w:bookmarkEnd w:id="4"/>
+    </w:p>
+    <w:p>
+      <w:pPr>
+        <w:pStyle w:val="a3"/>
+      </w:pPr>
+      <w:r>
+        <w:t xml:space="preserve">Требуется разработать приложение с оконным интерфейсом пользователя. </w:t>
+      </w:r>
+      <w:r>
+        <w:t xml:space="preserve">В приложении будут реализованы функции регистрации пользователей, </w:t>
+      </w:r>
+      <w:r>
+        <w:t>ведения статистики заездов</w:t>
+      </w:r>
+      <w:r>
+        <w:t xml:space="preserve">, </w:t>
+      </w:r>
+      <w:r>
+        <w:t>управления</w:t>
+      </w:r>
+      <w:r>
+        <w:t xml:space="preserve"> таблицей реко</w:t>
+      </w:r>
+      <w:r>
+        <w:t xml:space="preserve">рдов и результатами заездов, </w:t>
+      </w:r>
+      <w:r>
+        <w:t>просмотра</w:t>
+      </w:r>
+      <w:r>
+        <w:t xml:space="preserve"> и редактирования списков трасс и автомобилей.</w:t>
+      </w:r>
+    </w:p>
+    <w:p>
+      <w:pPr>
+        <w:pStyle w:val="a3"/>
+      </w:pPr>
+      <w:r>
+        <w:t>Неавт</w:t>
+      </w:r>
+      <w:r>
+        <w:t xml:space="preserve">оризованный пользователь </w:t>
+      </w:r>
+      <w:r>
+        <w:t>с</w:t>
+      </w:r>
+      <w:r>
+        <w:t xml:space="preserve">может </w:t>
+      </w:r>
+      <w:r>
+        <w:t>просматривать актуальные таблицы рекордов по трассам и конфигурациям, осуществлять поиск и фильтрацию результатов по названиям трасс, а также проходить регистрацию и авторизацию для доступа к личному кабинету.</w:t>
+      </w:r>
+    </w:p>
+    <w:p>
+      <w:pPr>
+        <w:pStyle w:val="a3"/>
+      </w:pPr>
+      <w:r>
+        <w:lastRenderedPageBreak/>
+        <w:t>Авторизованный пользователь</w:t>
+      </w:r>
+      <w:r>
+        <w:t xml:space="preserve"> с ролью пилот</w:t>
       </w:r>
       <w:r>
         <w:t xml:space="preserve"> </w:t>
       </w:r>
       <w:r>
-        <w:t>с ролью пилот</w:t>
-      </w:r>
-      <w:r>
-        <w:t>;</w:t>
-      </w:r>
-    </w:p>
-    <w:p>
-      <w:pPr>
-        <w:pStyle w:val="a1"/>
-      </w:pPr>
-      <w:r>
-        <w:t>а</w:t>
-      </w:r>
-      <w:r>
-        <w:t>вторизованные пользователи</w:t>
+        <w:t>с</w:t>
+      </w:r>
+      <w:r>
+        <w:t xml:space="preserve">может просматривать таблицу рекордов, отслеживать статистику и историю </w:t>
+      </w:r>
+      <w:r>
+        <w:t xml:space="preserve">своих </w:t>
+      </w:r>
+      <w:r>
+        <w:t>заездов в личном кабинете</w:t>
+      </w:r>
+      <w:r>
+        <w:t>.</w:t>
+      </w:r>
+    </w:p>
+    <w:p>
+      <w:pPr>
+        <w:pStyle w:val="a3"/>
+      </w:pPr>
+      <w:r>
+        <w:t>Авторизованный пользователь с ролью администратор</w:t>
+      </w:r>
+      <w:r>
+        <w:t xml:space="preserve"> клуба </w:t>
+      </w:r>
+      <w:r>
+        <w:t xml:space="preserve">будет </w:t>
+      </w:r>
+      <w:r>
+        <w:t>иметь</w:t>
+      </w:r>
+      <w:r>
+        <w:t xml:space="preserve"> доступ к управлению результатами </w:t>
+      </w:r>
+      <w:r>
+        <w:t>заездов</w:t>
+      </w:r>
+      <w:r>
+        <w:t>, внесению</w:t>
       </w:r>
       <w:r>
         <w:t xml:space="preserve"> </w:t>
       </w:r>
       <w:r>
-        <w:t>с ролью</w:t>
+        <w:t xml:space="preserve">результатов и </w:t>
+      </w:r>
+      <w:r>
+        <w:t>редактированию</w:t>
+      </w:r>
+      <w:r>
+        <w:t xml:space="preserve"> доступности трасс и автомобилей</w:t>
+      </w:r>
+      <w:r>
+        <w:t>.</w:t>
+      </w:r>
+    </w:p>
+    <w:p>
+      <w:pPr>
+        <w:pStyle w:val="a3"/>
+      </w:pPr>
+      <w:r>
+        <w:t>Авторизованный пользователь с ролью с</w:t>
+      </w:r>
+      <w:r>
+        <w:t xml:space="preserve">истемный администратор </w:t>
+      </w:r>
+      <w:r>
+        <w:t>будет</w:t>
+      </w:r>
+      <w:r>
+        <w:t xml:space="preserve"> иметь</w:t>
+      </w:r>
+      <w:r>
+        <w:t xml:space="preserve"> полный доступ ко </w:t>
+      </w:r>
+      <w:r>
+        <w:t>всем функциям системы, включая управление учетными записями пользователей</w:t>
+      </w:r>
+      <w:r>
+        <w:t>.</w:t>
+      </w:r>
+    </w:p>
+    <w:p>
+      <w:pPr>
+        <w:pStyle w:val="2"/>
+      </w:pPr>
+      <w:bookmarkStart w:id="5" w:name="_Toc243983718"/>
+      <w:r>
+        <w:t>Выбор состава программных и технических средств</w:t>
+      </w:r>
+      <w:bookmarkEnd w:id="5"/>
+    </w:p>
+    <w:p>
+      <w:pPr>
+        <w:pStyle w:val="a3"/>
+      </w:pPr>
+      <w:r>
+        <w:t>У приложения будет разработана трехзвенная</w:t>
+      </w:r>
+      <w:r>
+        <w:t xml:space="preserve"> клиент-серверн</w:t>
+      </w:r>
+      <w:r>
+        <w:t>ая архитектура</w:t>
+      </w:r>
+      <w:r>
+        <w:t xml:space="preserve"> (клиент-сервер-</w:t>
+      </w:r>
+      <w:r>
+        <w:t>БД</w:t>
+      </w:r>
+      <w:r>
+        <w:t>)</w:t>
+      </w:r>
+      <w:r>
+        <w:t>.</w:t>
       </w:r>
       <w:r>
         <w:t xml:space="preserve"> </w:t>
       </w:r>
-      <w:r>
-        <w:t>администратор</w:t>
-      </w:r>
-      <w:r>
-        <w:t xml:space="preserve"> клуба</w:t>
-      </w:r>
-      <w:r>
-        <w:t>;</w:t>
-      </w:r>
-    </w:p>
-    <w:p>
-      <w:pPr>
-        <w:pStyle w:val="a1"/>
-      </w:pPr>
-      <w:r>
-        <w:t>а</w:t>
-      </w:r>
-      <w:r>
-        <w:t>вторизованные пользователи</w:t>
-      </w:r>
-      <w:r>
-        <w:t xml:space="preserve"> </w:t>
-      </w:r>
-      <w:r>
-        <w:t>с ролью</w:t>
-      </w:r>
-      <w:r>
-        <w:t xml:space="preserve"> </w:t>
-      </w:r>
-      <w:r>
-        <w:t>системный администратор.</w:t>
-      </w:r>
-    </w:p>
-    <w:p>
-      <w:pPr>
-        <w:pStyle w:val="2"/>
-      </w:pPr>
-      <w:bookmarkStart w:id="4" w:name="_Toc243983717"/>
-      <w:r>
-        <w:t>Постановка задачи</w:t>
-      </w:r>
-      <w:bookmarkEnd w:id="4"/>
     </w:p>
     <w:p>
       <w:pPr>
         <w:pStyle w:val="a3"/>
       </w:pPr>
       <w:r>
-        <w:t>В приложении будут реализованы функции регистрации пользователей, управления</w:t>
-      </w:r>
-      <w:r>
-        <w:t xml:space="preserve"> таблицей реко</w:t>
-      </w:r>
-      <w:r>
-        <w:t>рдов и результатами заездов, администрирования и редактирования списков трасс и автомобилей.</w:t>
-      </w:r>
-    </w:p>
-    <w:p>
-      <w:pPr>
-        <w:pStyle w:val="a3"/>
-      </w:pPr>
-      <w:r>
-        <w:t>Неавт</w:t>
-      </w:r>
-      <w:r>
-        <w:t xml:space="preserve">оризованный пользователь </w:t>
-      </w:r>
-      <w:r>
-        <w:t>с</w:t>
-      </w:r>
-      <w:r>
-        <w:t xml:space="preserve">может </w:t>
-      </w:r>
-      <w:r>
-        <w:t>просматривать актуальные таблицы рекордов по трассам и конфигурациям, осуществлять поиск и фильтрацию результатов по названиям трасс, а также проходить регистрацию и авторизацию для доступа к личному кабинету</w:t>
-      </w:r>
-      <w:r>
-        <w:t>.</w:t>
-      </w:r>
-    </w:p>
-    <w:p>
-      <w:pPr>
-        <w:pStyle w:val="a3"/>
-      </w:pPr>
-      <w:r>
-        <w:t>Авторизованный пользователь</w:t>
-      </w:r>
-      <w:r>
-        <w:t xml:space="preserve"> с ролью пилот</w:t>
-      </w:r>
-      <w:r>
-        <w:t xml:space="preserve"> </w:t>
-      </w:r>
-      <w:r>
-        <w:t>с</w:t>
-      </w:r>
-      <w:r>
-        <w:t>может просматривать таблицу рекордов, отслеживать статистику и историю заездов в личном кабинете</w:t>
-      </w:r>
-      <w:r>
-        <w:t>.</w:t>
-      </w:r>
-    </w:p>
-    <w:p>
-      <w:pPr>
-        <w:pStyle w:val="a3"/>
-      </w:pPr>
-      <w:r>
-        <w:lastRenderedPageBreak/>
-        <w:t>Авторизованный пользователь с ролью администратор</w:t>
-      </w:r>
-      <w:r>
-        <w:t xml:space="preserve"> клуба </w:t>
-      </w:r>
-      <w:r>
-        <w:t xml:space="preserve">будет </w:t>
-      </w:r>
-      <w:r>
-        <w:t>иметь</w:t>
-      </w:r>
-      <w:r>
-        <w:t xml:space="preserve"> доступ к управлению результатами сессий, внесению</w:t>
-      </w:r>
-      <w:r>
-        <w:t xml:space="preserve"> </w:t>
-      </w:r>
-      <w:r>
-        <w:t xml:space="preserve">результатов и </w:t>
-      </w:r>
-      <w:r>
-        <w:t>редактированию</w:t>
-      </w:r>
-      <w:r>
-        <w:t xml:space="preserve"> доступности трасс и автомобилей</w:t>
-      </w:r>
-      <w:r>
-        <w:t>.</w:t>
-      </w:r>
-    </w:p>
-    <w:p>
-      <w:pPr>
-        <w:pStyle w:val="a3"/>
-      </w:pPr>
-      <w:r>
-        <w:t>Авторизованный пользователь с ролью</w:t>
-      </w:r>
-      <w:r>
-        <w:t xml:space="preserve"> с</w:t>
-      </w:r>
-      <w:r>
-        <w:t xml:space="preserve">истемный администратор </w:t>
-      </w:r>
-      <w:r>
-        <w:t>сможет</w:t>
-      </w:r>
-      <w:bookmarkStart w:id="5" w:name="_GoBack"/>
-      <w:bookmarkEnd w:id="5"/>
-      <w:r>
-        <w:t xml:space="preserve"> иметь</w:t>
-      </w:r>
-      <w:r>
-        <w:t xml:space="preserve"> полный доступ ко </w:t>
-      </w:r>
-      <w:r>
-        <w:t>всем функциям системы, включая управление учетными записями пользователей</w:t>
-      </w:r>
-      <w:r>
-        <w:t>.</w:t>
-      </w:r>
-    </w:p>
-    <w:p>
-      <w:pPr>
-        <w:pStyle w:val="2"/>
-      </w:pPr>
-      <w:bookmarkStart w:id="6" w:name="_Toc243983718"/>
-      <w:r>
-        <w:t>Выбор состава программных и технических средств</w:t>
-      </w:r>
-      <w:bookmarkEnd w:id="6"/>
-    </w:p>
-    <w:p>
-      <w:pPr>
-        <w:pStyle w:val="a3"/>
-      </w:pPr>
-      <w:r>
-        <w:t>У приложения будет разработана трехзвенная</w:t>
-      </w:r>
-      <w:r>
-        <w:t xml:space="preserve"> клиент-серверн</w:t>
-      </w:r>
-      <w:r>
-        <w:t>ая архитектура</w:t>
-      </w:r>
-      <w:r>
-        <w:t xml:space="preserve"> (клиент-сервер-база данных</w:t>
-      </w:r>
-      <w:r>
-        <w:t>)</w:t>
-      </w:r>
-      <w:r>
-        <w:t>.</w:t>
-      </w:r>
-      <w:r>
-        <w:t xml:space="preserve"> В</w:t>
-      </w:r>
-      <w:r>
-        <w:t xml:space="preserve"> роли клиентской части выступит</w:t>
-      </w:r>
-      <w:r>
-        <w:t xml:space="preserve"> оконное приложение на базе </w:t>
+        <w:t xml:space="preserve">Для разработки оконного приложения была выбрана платформа </w:t>
       </w:r>
       <w:r>
         <w:rPr>
@@ -3596,7 +3656,7 @@
         <w:t>WPF</w:t>
       </w:r>
       <w:r>
-        <w:t>, которое</w:t>
+        <w:t>, которая</w:t>
       </w:r>
       <w:r>
         <w:t xml:space="preserve"> будет обмениваться</w:t>
@@ -3620,7 +3680,15 @@
         <w:t>при отрисовке сложных графических элементов.</w:t>
       </w:r>
       <w:r>
-        <w:t xml:space="preserve"> Серверная сторона </w:t>
+        <w:t xml:space="preserve"> </w:t>
+      </w:r>
+    </w:p>
+    <w:p>
+      <w:pPr>
+        <w:pStyle w:val="a3"/>
+      </w:pPr>
+      <w:r>
+        <w:t xml:space="preserve">Серверная сторона </w:t>
       </w:r>
       <w:r>
         <w:t>возьмет</w:t>
@@ -3640,13 +3708,22 @@
         <w:pStyle w:val="a3"/>
       </w:pPr>
       <w:r>
-        <w:t>Серв</w:t>
-      </w:r>
-      <w:r>
-        <w:t>ерная часть приложения создастся</w:t>
-      </w:r>
-      <w:r>
-        <w:t xml:space="preserve"> на </w:t>
+        <w:t>Для с</w:t>
+      </w:r>
+      <w:r>
+        <w:t>ерв</w:t>
+      </w:r>
+      <w:r>
+        <w:t>ерной части</w:t>
+      </w:r>
+      <w:r>
+        <w:t xml:space="preserve"> приложения</w:t>
+      </w:r>
+      <w:r>
+        <w:t xml:space="preserve"> был выбран язык программирования</w:t>
+      </w:r>
+      <w:r>
+        <w:t xml:space="preserve"> </w:t>
       </w:r>
       <w:r>
         <w:rPr>
@@ -3699,13 +3776,32 @@
         <w:t>В качестве инструмента для ра</w:t>
       </w:r>
       <w:r>
-        <w:t>боты с данными примени</w:t>
-      </w:r>
-      <w:r>
-        <w:t>тся ORM-система</w:t>
-      </w:r>
-      <w:r>
-        <w:t xml:space="preserve"> Entity Framework Core, которая </w:t>
+        <w:t xml:space="preserve">боты с данными </w:t>
+      </w:r>
+      <w:r>
+        <w:t>выбрана</w:t>
+      </w:r>
+      <w:r>
+        <w:t xml:space="preserve"> ORM-система</w:t>
+      </w:r>
+      <w:r>
+        <w:t xml:space="preserve"> </w:t>
+      </w:r>
+      <w:proofErr w:type="spellStart"/>
+      <w:r>
+        <w:t>Entity</w:t>
+      </w:r>
+      <w:proofErr w:type="spellEnd"/>
+      <w:r>
+        <w:t xml:space="preserve"> </w:t>
+      </w:r>
+      <w:proofErr w:type="spellStart"/>
+      <w:r>
+        <w:t>Framework</w:t>
+      </w:r>
+      <w:proofErr w:type="spellEnd"/>
+      <w:r>
+        <w:t xml:space="preserve"> Core, которая </w:t>
       </w:r>
       <w:r>
         <w:t>упростит</w:t>
@@ -3720,16 +3816,20 @@
         <w:t xml:space="preserve"> с СУБД и автоматизирует </w:t>
       </w:r>
       <w:r>
-        <w:t>генерацию SQL-запросов. Все д</w:t>
-      </w:r>
-      <w:r>
-        <w:t xml:space="preserve">анные </w:t>
-      </w:r>
-      <w:r>
-        <w:t>будут храни</w:t>
-      </w:r>
-      <w:r>
-        <w:t xml:space="preserve">тся в СУБД </w:t>
+        <w:t>генерацию SQL-запросов.</w:t>
+      </w:r>
+      <w:bookmarkStart w:id="6" w:name="_GoBack"/>
+      <w:bookmarkEnd w:id="6"/>
+    </w:p>
+    <w:p>
+      <w:pPr>
+        <w:pStyle w:val="a3"/>
+      </w:pPr>
+      <w:r>
+        <w:t>Для хранения данных выбрана</w:t>
+      </w:r>
+      <w:r>
+        <w:t xml:space="preserve"> СУБД </w:t>
       </w:r>
       <w:r>
         <w:rPr>
@@ -3738,7 +3838,7 @@
         <w:t>MySQL</w:t>
       </w:r>
       <w:r>
-        <w:t>, выбранной за счет</w:t>
+        <w:t xml:space="preserve"> за счет</w:t>
       </w:r>
       <w:r>
         <w:t xml:space="preserve"> ее высокой надежности, </w:t>
@@ -3766,13 +3866,11 @@
       <w:pPr>
         <w:pStyle w:val="a3"/>
       </w:pPr>
-    </w:p>
-    <w:p>
-      <w:pPr>
-        <w:pStyle w:val="a3"/>
-      </w:pPr>
-      <w:r>
-        <w:t>К клиентскому компьютеру предъявляются требования:</w:t>
+      <w:r>
+        <w:t>Требования для запуска на клиентском компьютере</w:t>
+      </w:r>
+      <w:r>
+        <w:t>:</w:t>
       </w:r>
     </w:p>
     <w:p>
@@ -3780,6 +3878,7 @@
         <w:pStyle w:val="a1"/>
       </w:pPr>
       <w:r>
+        <w:lastRenderedPageBreak/>
         <w:t>о</w:t>
       </w:r>
       <w:r>
@@ -3797,13 +3896,16 @@
         <w:pStyle w:val="a1"/>
       </w:pPr>
       <w:r>
-        <w:t>п</w:t>
-      </w:r>
-      <w:r>
-        <w:t>рограммное обеспечение</w:t>
-      </w:r>
-      <w:r>
-        <w:t>: .</w:t>
+        <w:rPr>
+          <w:highlight w:val="yellow"/>
+        </w:rPr>
+        <w:t>среда выполнения</w:t>
+      </w:r>
+      <w:r>
+        <w:t xml:space="preserve"> </w:t>
+      </w:r>
+      <w:r>
+        <w:t>.</w:t>
       </w:r>
       <w:r>
         <w:rPr>
@@ -3852,7 +3954,6 @@
         <w:pStyle w:val="a1"/>
       </w:pPr>
       <w:r>
-        <w:lastRenderedPageBreak/>
         <w:t>о</w:t>
       </w:r>
       <w:r>
@@ -3864,7 +3965,16 @@
         <w:pStyle w:val="a3"/>
       </w:pPr>
       <w:r>
-        <w:t>К серверу предъявляются требования:</w:t>
+        <w:t>Т</w:t>
+      </w:r>
+      <w:r>
+        <w:t>ребования</w:t>
+      </w:r>
+      <w:r>
+        <w:t xml:space="preserve"> для запуска на серверной установке</w:t>
+      </w:r>
+      <w:r>
+        <w:t>:</w:t>
       </w:r>
     </w:p>
     <w:p>
@@ -3890,38 +4000,80 @@
     <w:p>
       <w:pPr>
         <w:pStyle w:val="a1"/>
-      </w:pPr>
-      <w:r>
-        <w:t>п</w:t>
-      </w:r>
-      <w:r>
-        <w:t>рограммное обеспечение: установленная среда выполнения .NET Runtime</w:t>
-      </w:r>
-      <w:r>
+        <w:rPr>
+          <w:highlight w:val="yellow"/>
+        </w:rPr>
+      </w:pPr>
+      <w:r>
+        <w:rPr>
+          <w:highlight w:val="yellow"/>
+        </w:rPr>
+        <w:t xml:space="preserve">среда выполнения .NET </w:t>
+      </w:r>
+      <w:proofErr w:type="spellStart"/>
+      <w:r>
+        <w:rPr>
+          <w:highlight w:val="yellow"/>
+        </w:rPr>
+        <w:t>Runtime</w:t>
+      </w:r>
+      <w:proofErr w:type="spellEnd"/>
+      <w:r>
+        <w:rPr>
+          <w:highlight w:val="yellow"/>
+        </w:rPr>
         <w:t xml:space="preserve"> 8.0</w:t>
       </w:r>
       <w:r>
-        <w:t xml:space="preserve">, СУБД </w:t>
-      </w:r>
-      <w:r>
         <w:rPr>
+          <w:highlight w:val="yellow"/>
+        </w:rPr>
+        <w:t xml:space="preserve">, </w:t>
+      </w:r>
+    </w:p>
+    <w:p>
+      <w:pPr>
+        <w:pStyle w:val="a1"/>
+        <w:rPr>
+          <w:highlight w:val="yellow"/>
+        </w:rPr>
+      </w:pPr>
+      <w:r>
+        <w:rPr>
+          <w:highlight w:val="yellow"/>
+        </w:rPr>
+        <w:t xml:space="preserve">СУБД </w:t>
+      </w:r>
+      <w:r>
+        <w:rPr>
+          <w:highlight w:val="yellow"/>
           <w:lang w:val="en-US"/>
         </w:rPr>
         <w:t>MySQL</w:t>
       </w:r>
       <w:r>
+        <w:rPr>
+          <w:highlight w:val="yellow"/>
+        </w:rPr>
         <w:t xml:space="preserve"> </w:t>
       </w:r>
       <w:r>
         <w:rPr>
+          <w:highlight w:val="yellow"/>
           <w:lang w:val="en-US"/>
         </w:rPr>
         <w:t>Server</w:t>
       </w:r>
       <w:r>
+        <w:rPr>
+          <w:highlight w:val="yellow"/>
+        </w:rPr>
         <w:t xml:space="preserve"> 8.0</w:t>
       </w:r>
       <w:r>
+        <w:rPr>
+          <w:highlight w:val="yellow"/>
+        </w:rPr>
         <w:t>;</w:t>
       </w:r>
     </w:p>
@@ -4253,7 +4405,7 @@
           <w:rPr>
             <w:noProof/>
           </w:rPr>
-          <w:t>6</w:t>
+          <w:t>7</w:t>
         </w:r>
         <w:r>
           <w:fldChar w:fldCharType="end"/>
@@ -7042,7 +7194,7 @@
 </file>
 
 <file path=customXml/itemProps1.xml><?xml version="1.0" encoding="utf-8"?>
-<ds:datastoreItem xmlns:ds="http://schemas.openxmlformats.org/officeDocument/2006/customXml" ds:itemID="{7CDD1E4E-931C-4A17-8C4D-1BF0E2EDA6D0}">
+<ds:datastoreItem xmlns:ds="http://schemas.openxmlformats.org/officeDocument/2006/customXml" ds:itemID="{3B3987B1-67B5-4FC0-BE3D-9C9E845C4333}">
   <ds:schemaRefs>
     <ds:schemaRef ds:uri="http://schemas.openxmlformats.org/officeDocument/2006/bibliography"/>
   </ds:schemaRefs>

--- a/КП/course_project_Slezkin/КП МДК.02.01 2026_Слезкин.docx
+++ b/КП/course_project_Slezkin/КП МДК.02.01 2026_Слезкин.docx
@@ -3647,7 +3647,13 @@
         <w:pStyle w:val="a3"/>
       </w:pPr>
       <w:r>
-        <w:t xml:space="preserve">Для разработки оконного приложения была выбрана платформа </w:t>
+        <w:t>Для раз</w:t>
+      </w:r>
+      <w:r>
+        <w:t>работки оконного приложения будет</w:t>
+      </w:r>
+      <w:r>
+        <w:t xml:space="preserve"> выбрана платформа </w:t>
       </w:r>
       <w:r>
         <w:rPr>
@@ -3720,7 +3726,13 @@
         <w:t xml:space="preserve"> приложения</w:t>
       </w:r>
       <w:r>
-        <w:t xml:space="preserve"> был выбран язык программирования</w:t>
+        <w:t xml:space="preserve"> </w:t>
+      </w:r>
+      <w:r>
+        <w:t>будет</w:t>
+      </w:r>
+      <w:r>
+        <w:t xml:space="preserve"> выбран язык программирования</w:t>
       </w:r>
       <w:r>
         <w:t xml:space="preserve"> </w:t>
@@ -3776,7 +3788,16 @@
         <w:t>В качестве инструмента для ра</w:t>
       </w:r>
       <w:r>
-        <w:t xml:space="preserve">боты с данными </w:t>
+        <w:t>боты с данными</w:t>
+      </w:r>
+      <w:r>
+        <w:t xml:space="preserve"> </w:t>
+      </w:r>
+      <w:r>
+        <w:t>будет</w:t>
+      </w:r>
+      <w:r>
+        <w:t xml:space="preserve"> </w:t>
       </w:r>
       <w:r>
         <w:t>выбрана</w:t>
@@ -3801,7 +3822,15 @@
       </w:r>
       <w:proofErr w:type="spellEnd"/>
       <w:r>
-        <w:t xml:space="preserve"> Core, которая </w:t>
+        <w:t xml:space="preserve"> </w:t>
+      </w:r>
+      <w:proofErr w:type="spellStart"/>
+      <w:r>
+        <w:t>Core</w:t>
+      </w:r>
+      <w:proofErr w:type="spellEnd"/>
+      <w:r>
+        <w:t xml:space="preserve">, которая </w:t>
       </w:r>
       <w:r>
         <w:t>упростит</w:t>
@@ -3818,15 +3847,25 @@
       <w:r>
         <w:t>генерацию SQL-запросов.</w:t>
       </w:r>
-      <w:bookmarkStart w:id="6" w:name="_GoBack"/>
-      <w:bookmarkEnd w:id="6"/>
     </w:p>
     <w:p>
       <w:pPr>
         <w:pStyle w:val="a3"/>
       </w:pPr>
       <w:r>
-        <w:t>Для хранения данных выбрана</w:t>
+        <w:t>Для хранения данных</w:t>
+      </w:r>
+      <w:r>
+        <w:t xml:space="preserve"> </w:t>
+      </w:r>
+      <w:r>
+        <w:t>будет</w:t>
+      </w:r>
+      <w:r>
+        <w:t xml:space="preserve"> </w:t>
+      </w:r>
+      <w:r>
+        <w:t>использоваться</w:t>
       </w:r>
       <w:r>
         <w:t xml:space="preserve"> СУБД </w:t>
@@ -3866,7 +3905,13 @@
       <w:pPr>
         <w:pStyle w:val="a3"/>
       </w:pPr>
-      <w:r>
+    </w:p>
+    <w:p>
+      <w:pPr>
+        <w:pStyle w:val="a3"/>
+      </w:pPr>
+      <w:r>
+        <w:lastRenderedPageBreak/>
         <w:t>Требования для запуска на клиентском компьютере</w:t>
       </w:r>
       <w:r>
@@ -3878,14 +3923,18 @@
         <w:pStyle w:val="a1"/>
       </w:pPr>
       <w:r>
-        <w:lastRenderedPageBreak/>
-        <w:t>о</w:t>
-      </w:r>
-      <w:r>
-        <w:t>пера</w:t>
-      </w:r>
-      <w:r>
-        <w:t>ционная система: Windows 10/11</w:t>
+        <w:t>ОС</w:t>
+      </w:r>
+      <w:r>
+        <w:t xml:space="preserve">: </w:t>
+      </w:r>
+      <w:proofErr w:type="spellStart"/>
+      <w:r>
+        <w:t>Windows</w:t>
+      </w:r>
+      <w:proofErr w:type="spellEnd"/>
+      <w:r>
+        <w:t xml:space="preserve"> 10/11</w:t>
       </w:r>
       <w:r>
         <w:t>;</w:t>
@@ -3896,16 +3945,10 @@
         <w:pStyle w:val="a1"/>
       </w:pPr>
       <w:r>
-        <w:rPr>
-          <w:highlight w:val="yellow"/>
-        </w:rPr>
         <w:t>среда выполнения</w:t>
       </w:r>
       <w:r>
-        <w:t xml:space="preserve"> </w:t>
-      </w:r>
-      <w:r>
-        <w:t>.</w:t>
+        <w:t xml:space="preserve"> .</w:t>
       </w:r>
       <w:r>
         <w:rPr>
@@ -3932,9 +3975,6 @@
         <w:t>Runtime</w:t>
       </w:r>
       <w:r>
-        <w:t xml:space="preserve"> 8.0</w:t>
-      </w:r>
-      <w:r>
         <w:t>;</w:t>
       </w:r>
     </w:p>
@@ -3982,98 +4022,64 @@
         <w:pStyle w:val="a1"/>
       </w:pPr>
       <w:r>
-        <w:t>о</w:t>
-      </w:r>
-      <w:r>
-        <w:t>перационная система: Windows Server</w:t>
+        <w:t>ОС</w:t>
+      </w:r>
+      <w:bookmarkStart w:id="6" w:name="_GoBack"/>
+      <w:bookmarkEnd w:id="6"/>
+      <w:r>
+        <w:t xml:space="preserve">: </w:t>
+      </w:r>
+      <w:proofErr w:type="spellStart"/>
+      <w:r>
+        <w:t>Windows</w:t>
+      </w:r>
+      <w:proofErr w:type="spellEnd"/>
+      <w:r>
+        <w:t xml:space="preserve"> 10/11</w:t>
+      </w:r>
+      <w:r>
+        <w:t>;</w:t>
+      </w:r>
+    </w:p>
+    <w:p>
+      <w:pPr>
+        <w:pStyle w:val="a1"/>
+      </w:pPr>
+      <w:r>
+        <w:t xml:space="preserve">среда выполнения .NET </w:t>
+      </w:r>
+      <w:proofErr w:type="spellStart"/>
+      <w:r>
+        <w:t>Runtime</w:t>
+      </w:r>
+      <w:proofErr w:type="spellEnd"/>
+      <w:r>
+        <w:t xml:space="preserve">, </w:t>
+      </w:r>
+    </w:p>
+    <w:p>
+      <w:pPr>
+        <w:pStyle w:val="a1"/>
+      </w:pPr>
+      <w:r>
+        <w:t xml:space="preserve">СУБД </w:t>
       </w:r>
       <w:r>
         <w:rPr>
           <w:lang w:val="en-US"/>
         </w:rPr>
-        <w:t xml:space="preserve"> 2019/2022</w:t>
-      </w:r>
-      <w:r>
-        <w:t>;</w:t>
-      </w:r>
-    </w:p>
-    <w:p>
-      <w:pPr>
-        <w:pStyle w:val="a1"/>
+        <w:t>MySQL</w:t>
+      </w:r>
+      <w:r>
+        <w:t xml:space="preserve"> </w:t>
+      </w:r>
+      <w:r>
         <w:rPr>
-          <w:highlight w:val="yellow"/>
-        </w:rPr>
-      </w:pPr>
-      <w:r>
-        <w:rPr>
-          <w:highlight w:val="yellow"/>
-        </w:rPr>
-        <w:t xml:space="preserve">среда выполнения .NET </w:t>
-      </w:r>
-      <w:proofErr w:type="spellStart"/>
-      <w:r>
-        <w:rPr>
-          <w:highlight w:val="yellow"/>
-        </w:rPr>
-        <w:t>Runtime</w:t>
-      </w:r>
-      <w:proofErr w:type="spellEnd"/>
-      <w:r>
-        <w:rPr>
-          <w:highlight w:val="yellow"/>
-        </w:rPr>
-        <w:t xml:space="preserve"> 8.0</w:t>
-      </w:r>
-      <w:r>
-        <w:rPr>
-          <w:highlight w:val="yellow"/>
-        </w:rPr>
-        <w:t xml:space="preserve">, </w:t>
-      </w:r>
-    </w:p>
-    <w:p>
-      <w:pPr>
-        <w:pStyle w:val="a1"/>
-        <w:rPr>
-          <w:highlight w:val="yellow"/>
-        </w:rPr>
-      </w:pPr>
-      <w:r>
-        <w:rPr>
-          <w:highlight w:val="yellow"/>
-        </w:rPr>
-        <w:t xml:space="preserve">СУБД </w:t>
-      </w:r>
-      <w:r>
-        <w:rPr>
-          <w:highlight w:val="yellow"/>
-          <w:lang w:val="en-US"/>
-        </w:rPr>
-        <w:t>MySQL</w:t>
-      </w:r>
-      <w:r>
-        <w:rPr>
-          <w:highlight w:val="yellow"/>
-        </w:rPr>
-        <w:t xml:space="preserve"> </w:t>
-      </w:r>
-      <w:r>
-        <w:rPr>
-          <w:highlight w:val="yellow"/>
           <w:lang w:val="en-US"/>
         </w:rPr>
         <w:t>Server</w:t>
       </w:r>
       <w:r>
-        <w:rPr>
-          <w:highlight w:val="yellow"/>
-        </w:rPr>
-        <w:t xml:space="preserve"> 8.0</w:t>
-      </w:r>
-      <w:r>
-        <w:rPr>
-          <w:highlight w:val="yellow"/>
-        </w:rPr>
         <w:t>;</w:t>
       </w:r>
     </w:p>
@@ -4405,7 +4411,7 @@
           <w:rPr>
             <w:noProof/>
           </w:rPr>
-          <w:t>7</w:t>
+          <w:t>13</w:t>
         </w:r>
         <w:r>
           <w:fldChar w:fldCharType="end"/>
@@ -7194,7 +7200,7 @@
 </file>
 
 <file path=customXml/itemProps1.xml><?xml version="1.0" encoding="utf-8"?>
-<ds:datastoreItem xmlns:ds="http://schemas.openxmlformats.org/officeDocument/2006/customXml" ds:itemID="{3B3987B1-67B5-4FC0-BE3D-9C9E845C4333}">
+<ds:datastoreItem xmlns:ds="http://schemas.openxmlformats.org/officeDocument/2006/customXml" ds:itemID="{BE973935-F5D5-4EF5-AAB6-28C49822A4E9}">
   <ds:schemaRefs>
     <ds:schemaRef ds:uri="http://schemas.openxmlformats.org/officeDocument/2006/bibliography"/>
   </ds:schemaRefs>
